--- a/brif 1 and 2/brief one mobile app.docx
+++ b/brif 1 and 2/brief one mobile app.docx
@@ -141,91 +141,43 @@
           <w:sz w:val="28"/>
           <w:szCs w:val="28"/>
         </w:rPr>
-        <w:t>Name:</w:t>
-      </w:r>
-      <w:r>
-        <w:rPr>
-          <w:rFonts w:ascii="Times New Roman" w:hAnsi="Times New Roman" w:cs="Times New Roman"/>
-          <w:sz w:val="28"/>
-          <w:szCs w:val="28"/>
-        </w:rPr>
-        <w:t xml:space="preserve"> </w:t>
-      </w:r>
-      <w:r>
-        <w:rPr>
-          <w:rFonts w:ascii="Times New Roman" w:hAnsi="Times New Roman" w:cs="Times New Roman"/>
-          <w:sz w:val="28"/>
-          <w:szCs w:val="28"/>
-        </w:rPr>
-        <w:t>Nishimwe Deborah</w:t>
-      </w:r>
-    </w:p>
-    <w:p>
-      <w:pPr>
-        <w:spacing w:line="360" w:lineRule="auto"/>
-        <w:rPr>
-          <w:rFonts w:ascii="Times New Roman" w:hAnsi="Times New Roman" w:cs="Times New Roman"/>
-          <w:sz w:val="28"/>
-          <w:szCs w:val="28"/>
-        </w:rPr>
-      </w:pPr>
-      <w:r>
-        <w:rPr>
-          <w:rFonts w:ascii="Times New Roman" w:hAnsi="Times New Roman" w:cs="Times New Roman"/>
-          <w:sz w:val="28"/>
-          <w:szCs w:val="28"/>
-        </w:rPr>
-        <w:t>School:</w:t>
-      </w:r>
-      <w:r>
-        <w:rPr>
-          <w:rFonts w:ascii="Times New Roman" w:hAnsi="Times New Roman" w:cs="Times New Roman"/>
-          <w:sz w:val="28"/>
-          <w:szCs w:val="28"/>
-        </w:rPr>
-        <w:t xml:space="preserve"> </w:t>
-      </w:r>
-      <w:r>
-        <w:rPr>
-          <w:rFonts w:ascii="Times New Roman" w:hAnsi="Times New Roman" w:cs="Times New Roman"/>
-          <w:sz w:val="28"/>
-          <w:szCs w:val="28"/>
-        </w:rPr>
-        <w:t>Blue lakes International School</w:t>
-      </w:r>
-    </w:p>
-    <w:p>
-      <w:pPr>
-        <w:spacing w:line="360" w:lineRule="auto"/>
-        <w:rPr>
-          <w:rFonts w:ascii="Times New Roman" w:hAnsi="Times New Roman" w:cs="Times New Roman"/>
-          <w:sz w:val="28"/>
-          <w:szCs w:val="28"/>
-        </w:rPr>
-      </w:pPr>
-      <w:r>
-        <w:rPr>
-          <w:rFonts w:ascii="Times New Roman" w:hAnsi="Times New Roman" w:cs="Times New Roman"/>
-          <w:sz w:val="28"/>
-          <w:szCs w:val="28"/>
-        </w:rPr>
-        <w:t>Assessor:</w:t>
-      </w:r>
-      <w:r>
-        <w:rPr>
-          <w:rFonts w:ascii="Times New Roman" w:hAnsi="Times New Roman" w:cs="Times New Roman"/>
-          <w:sz w:val="28"/>
-          <w:szCs w:val="28"/>
-        </w:rPr>
-        <w:t xml:space="preserve"> </w:t>
-      </w:r>
-      <w:r>
-        <w:rPr>
-          <w:rFonts w:ascii="Times New Roman" w:hAnsi="Times New Roman" w:cs="Times New Roman"/>
-          <w:sz w:val="28"/>
-          <w:szCs w:val="28"/>
-        </w:rPr>
-        <w:t>Kitoga Elisee</w:t>
+        <w:t>Name: Nishimwe Deborah</w:t>
+      </w:r>
+    </w:p>
+    <w:p>
+      <w:pPr>
+        <w:spacing w:line="360" w:lineRule="auto"/>
+        <w:rPr>
+          <w:rFonts w:ascii="Times New Roman" w:hAnsi="Times New Roman" w:cs="Times New Roman"/>
+          <w:sz w:val="28"/>
+          <w:szCs w:val="28"/>
+        </w:rPr>
+      </w:pPr>
+      <w:r>
+        <w:rPr>
+          <w:rFonts w:ascii="Times New Roman" w:hAnsi="Times New Roman" w:cs="Times New Roman"/>
+          <w:sz w:val="28"/>
+          <w:szCs w:val="28"/>
+        </w:rPr>
+        <w:t>School: Blue lakes International School</w:t>
+      </w:r>
+    </w:p>
+    <w:p>
+      <w:pPr>
+        <w:spacing w:line="360" w:lineRule="auto"/>
+        <w:rPr>
+          <w:rFonts w:ascii="Times New Roman" w:hAnsi="Times New Roman" w:cs="Times New Roman"/>
+          <w:sz w:val="28"/>
+          <w:szCs w:val="28"/>
+        </w:rPr>
+      </w:pPr>
+      <w:r>
+        <w:rPr>
+          <w:rFonts w:ascii="Times New Roman" w:hAnsi="Times New Roman" w:cs="Times New Roman"/>
+          <w:sz w:val="28"/>
+          <w:szCs w:val="28"/>
+        </w:rPr>
+        <w:t>Assessor: Kitoga Elisee</w:t>
       </w:r>
     </w:p>
     <w:p>
@@ -265,14 +217,135 @@
         </w:rPr>
         <w:br/>
       </w:r>
-      <w:r>
-        <w:rPr>
-          <w:rFonts w:ascii="Times New Roman" w:hAnsi="Times New Roman" w:cs="Times New Roman"/>
-          <w:b/>
-          <w:bCs/>
-          <w:sz w:val="28"/>
-          <w:szCs w:val="28"/>
-        </w:rPr>
+    </w:p>
+    <w:p>
+      <w:pPr>
+        <w:spacing w:line="360" w:lineRule="auto"/>
+        <w:rPr>
+          <w:rFonts w:ascii="Times New Roman" w:hAnsi="Times New Roman" w:cs="Times New Roman"/>
+          <w:b/>
+          <w:bCs/>
+          <w:sz w:val="28"/>
+          <w:szCs w:val="28"/>
+        </w:rPr>
+      </w:pPr>
+    </w:p>
+    <w:p>
+      <w:pPr>
+        <w:spacing w:line="360" w:lineRule="auto"/>
+        <w:rPr>
+          <w:rFonts w:ascii="Times New Roman" w:hAnsi="Times New Roman" w:cs="Times New Roman"/>
+          <w:b/>
+          <w:bCs/>
+          <w:sz w:val="28"/>
+          <w:szCs w:val="28"/>
+        </w:rPr>
+      </w:pPr>
+    </w:p>
+    <w:p>
+      <w:pPr>
+        <w:spacing w:line="360" w:lineRule="auto"/>
+        <w:rPr>
+          <w:rFonts w:ascii="Times New Roman" w:hAnsi="Times New Roman" w:cs="Times New Roman"/>
+          <w:b/>
+          <w:bCs/>
+          <w:sz w:val="28"/>
+          <w:szCs w:val="28"/>
+        </w:rPr>
+      </w:pPr>
+    </w:p>
+    <w:p>
+      <w:pPr>
+        <w:spacing w:line="360" w:lineRule="auto"/>
+        <w:rPr>
+          <w:rFonts w:ascii="Times New Roman" w:hAnsi="Times New Roman" w:cs="Times New Roman"/>
+          <w:b/>
+          <w:bCs/>
+          <w:sz w:val="28"/>
+          <w:szCs w:val="28"/>
+        </w:rPr>
+      </w:pPr>
+    </w:p>
+    <w:p>
+      <w:pPr>
+        <w:spacing w:line="360" w:lineRule="auto"/>
+        <w:rPr>
+          <w:rFonts w:ascii="Times New Roman" w:hAnsi="Times New Roman" w:cs="Times New Roman"/>
+          <w:b/>
+          <w:bCs/>
+          <w:sz w:val="28"/>
+          <w:szCs w:val="28"/>
+        </w:rPr>
+      </w:pPr>
+    </w:p>
+    <w:p>
+      <w:pPr>
+        <w:spacing w:line="360" w:lineRule="auto"/>
+        <w:rPr>
+          <w:rFonts w:ascii="Times New Roman" w:hAnsi="Times New Roman" w:cs="Times New Roman"/>
+          <w:b/>
+          <w:bCs/>
+          <w:sz w:val="28"/>
+          <w:szCs w:val="28"/>
+        </w:rPr>
+      </w:pPr>
+    </w:p>
+    <w:p>
+      <w:pPr>
+        <w:spacing w:line="360" w:lineRule="auto"/>
+        <w:rPr>
+          <w:rFonts w:ascii="Times New Roman" w:hAnsi="Times New Roman" w:cs="Times New Roman"/>
+          <w:b/>
+          <w:bCs/>
+          <w:sz w:val="28"/>
+          <w:szCs w:val="28"/>
+        </w:rPr>
+      </w:pPr>
+    </w:p>
+    <w:p>
+      <w:pPr>
+        <w:spacing w:line="360" w:lineRule="auto"/>
+        <w:rPr>
+          <w:rFonts w:ascii="Times New Roman" w:hAnsi="Times New Roman" w:cs="Times New Roman"/>
+          <w:b/>
+          <w:bCs/>
+          <w:sz w:val="28"/>
+          <w:szCs w:val="28"/>
+        </w:rPr>
+      </w:pPr>
+    </w:p>
+    <w:p>
+      <w:pPr>
+        <w:spacing w:line="360" w:lineRule="auto"/>
+        <w:rPr>
+          <w:rFonts w:ascii="Times New Roman" w:hAnsi="Times New Roman" w:cs="Times New Roman"/>
+          <w:b/>
+          <w:bCs/>
+          <w:sz w:val="28"/>
+          <w:szCs w:val="28"/>
+        </w:rPr>
+      </w:pPr>
+    </w:p>
+    <w:p>
+      <w:pPr>
+        <w:spacing w:line="360" w:lineRule="auto"/>
+        <w:rPr>
+          <w:rFonts w:ascii="Times New Roman" w:hAnsi="Times New Roman" w:cs="Times New Roman"/>
+          <w:b/>
+          <w:bCs/>
+          <w:sz w:val="28"/>
+          <w:szCs w:val="28"/>
+        </w:rPr>
+      </w:pPr>
+      <w:r>
+        <w:rPr>
+          <w:rFonts w:ascii="Times New Roman" w:hAnsi="Times New Roman" w:cs="Times New Roman"/>
+          <w:b/>
+          <w:bCs/>
+          <w:sz w:val="28"/>
+          <w:szCs w:val="28"/>
+        </w:rPr>
+        <w:lastRenderedPageBreak/>
         <w:t>Introduction</w:t>
       </w:r>
     </w:p>
@@ -313,27 +386,7 @@
           <w:sz w:val="28"/>
           <w:szCs w:val="28"/>
         </w:rPr>
-        <w:t>P1</w:t>
-      </w:r>
-      <w:r>
-        <w:rPr>
-          <w:rFonts w:ascii="Times New Roman" w:hAnsi="Times New Roman" w:cs="Times New Roman"/>
-          <w:b/>
-          <w:bCs/>
-          <w:sz w:val="28"/>
-          <w:szCs w:val="28"/>
-        </w:rPr>
-        <w:t xml:space="preserve">: </w:t>
-      </w:r>
-      <w:r>
-        <w:rPr>
-          <w:rFonts w:ascii="Times New Roman" w:hAnsi="Times New Roman" w:cs="Times New Roman"/>
-          <w:b/>
-          <w:bCs/>
-          <w:sz w:val="28"/>
-          <w:szCs w:val="28"/>
-        </w:rPr>
-        <w:t>Explain how the purpose of a mobile app and the needs, preferences and characteristics of the user affect its design and the provided features.</w:t>
+        <w:t>P1: Explain how the purpose of a mobile app and the needs, preferences and characteristics of the user affect its design and the provided features.</w:t>
       </w:r>
     </w:p>
     <w:p>
@@ -373,16 +426,7 @@
           <w:sz w:val="28"/>
           <w:szCs w:val="28"/>
         </w:rPr>
-        <w:t xml:space="preserve">Google Maps is a navigation and mapping application developed by Google. Its primary purpose is to help users find locations, get directions, and explore their </w:t>
-      </w:r>
-      <w:r>
-        <w:rPr>
-          <w:rFonts w:ascii="Times New Roman" w:hAnsi="Times New Roman" w:cs="Times New Roman"/>
-          <w:sz w:val="28"/>
-          <w:szCs w:val="28"/>
-        </w:rPr>
-        <w:lastRenderedPageBreak/>
-        <w:t>surroundings. The intended users are extremely broad — from commuters and travelers to delivery drivers and tourists — meaning the app must accommodate a very wide range of technical ability, language, and need.</w:t>
+        <w:t>Google Maps is a navigation and mapping application developed by Google. Its primary purpose is to help users find locations, get directions, and explore their surroundings. The intended users are extremely broad — from commuters and travelers to delivery drivers and tourists — meaning the app must accommodate a very wide range of technical ability, language, and need.</w:t>
       </w:r>
     </w:p>
     <w:p>
@@ -598,27 +642,7 @@
           <w:sz w:val="28"/>
           <w:szCs w:val="28"/>
         </w:rPr>
-        <w:t>P2</w:t>
-      </w:r>
-      <w:r>
-        <w:rPr>
-          <w:rFonts w:ascii="Times New Roman" w:hAnsi="Times New Roman" w:cs="Times New Roman"/>
-          <w:b/>
-          <w:bCs/>
-          <w:sz w:val="28"/>
-          <w:szCs w:val="28"/>
-        </w:rPr>
-        <w:t>:</w:t>
-      </w:r>
-      <w:r>
-        <w:rPr>
-          <w:rFonts w:ascii="Times New Roman" w:hAnsi="Times New Roman" w:cs="Times New Roman"/>
-          <w:b/>
-          <w:bCs/>
-          <w:sz w:val="28"/>
-          <w:szCs w:val="28"/>
-        </w:rPr>
-        <w:t>Explain the impact of current technologies on the design and implementation of mobile apps.</w:t>
+        <w:t>P2:Explain the impact of current technologies on the design and implementation of mobile apps.</w:t>
       </w:r>
       <w:r>
         <w:rPr>
@@ -637,13 +661,6 @@
           <w:szCs w:val="28"/>
         </w:rPr>
         <w:br/>
-      </w:r>
-      <w:r>
-        <w:rPr>
-          <w:rFonts w:ascii="Times New Roman" w:hAnsi="Times New Roman" w:cs="Times New Roman"/>
-          <w:sz w:val="28"/>
-          <w:szCs w:val="28"/>
-        </w:rPr>
         <w:t>The Impact of Current Technologies on Mobile App Design</w:t>
       </w:r>
       <w:r>
@@ -914,27 +931,7 @@
           <w:sz w:val="28"/>
           <w:szCs w:val="28"/>
         </w:rPr>
-        <w:t>M1</w:t>
-      </w:r>
-      <w:r>
-        <w:rPr>
-          <w:rFonts w:ascii="Times New Roman" w:hAnsi="Times New Roman" w:cs="Times New Roman"/>
-          <w:b/>
-          <w:bCs/>
-          <w:sz w:val="28"/>
-          <w:szCs w:val="28"/>
-        </w:rPr>
-        <w:t>:</w:t>
-      </w:r>
-      <w:r>
-        <w:rPr>
-          <w:rFonts w:ascii="Times New Roman" w:hAnsi="Times New Roman" w:cs="Times New Roman"/>
-          <w:b/>
-          <w:bCs/>
-          <w:sz w:val="28"/>
-          <w:szCs w:val="28"/>
-        </w:rPr>
-        <w:t>Analyze how the implementation and design of mobile apps is affected by the intended user, current technologies and the purpose of the app.</w:t>
+        <w:t>M1:Analyze how the implementation and design of mobile apps is affected by the intended user, current technologies and the purpose of the app.</w:t>
       </w:r>
       <w:r>
         <w:rPr>
@@ -962,15 +959,7 @@
           <w:sz w:val="28"/>
           <w:szCs w:val="28"/>
         </w:rPr>
-        <w:t>Analysis, how</w:t>
-      </w:r>
-      <w:r>
-        <w:rPr>
-          <w:rFonts w:ascii="Times New Roman" w:hAnsi="Times New Roman" w:cs="Times New Roman"/>
-          <w:sz w:val="28"/>
-          <w:szCs w:val="28"/>
-        </w:rPr>
-        <w:t xml:space="preserve"> User, Technology and Purpose Shape App Implementation</w:t>
+        <w:t>Analysis, how User, Technology and Purpose Shape App Implementation</w:t>
       </w:r>
       <w:r>
         <w:rPr>
@@ -989,15 +978,6 @@
           <w:szCs w:val="28"/>
         </w:rPr>
         <w:br/>
-      </w:r>
-      <w:r>
-        <w:rPr>
-          <w:rFonts w:ascii="Times New Roman" w:hAnsi="Times New Roman" w:cs="Times New Roman"/>
-          <w:b/>
-          <w:bCs/>
-          <w:sz w:val="28"/>
-          <w:szCs w:val="28"/>
-        </w:rPr>
         <w:t>Google Maps</w:t>
       </w:r>
     </w:p>
@@ -1214,27 +1194,7 @@
           <w:sz w:val="28"/>
           <w:szCs w:val="28"/>
         </w:rPr>
-        <w:t>D1</w:t>
-      </w:r>
-      <w:r>
-        <w:rPr>
-          <w:rFonts w:ascii="Times New Roman" w:hAnsi="Times New Roman" w:cs="Times New Roman"/>
-          <w:b/>
-          <w:bCs/>
-          <w:sz w:val="28"/>
-          <w:szCs w:val="28"/>
-        </w:rPr>
-        <w:t>:</w:t>
-      </w:r>
-      <w:r>
-        <w:rPr>
-          <w:rFonts w:ascii="Times New Roman" w:hAnsi="Times New Roman" w:cs="Times New Roman"/>
-          <w:b/>
-          <w:bCs/>
-          <w:sz w:val="28"/>
-          <w:szCs w:val="28"/>
-        </w:rPr>
-        <w:t xml:space="preserve">Evaluate how the effectiveness of mobile app implementation and design are affected by the </w:t>
+        <w:t xml:space="preserve">D1:Evaluate how the effectiveness of mobile app implementation and design are affected by the </w:t>
       </w:r>
       <w:r>
         <w:rPr>
@@ -1280,39 +1240,7 @@
           <w:sz w:val="28"/>
           <w:szCs w:val="28"/>
         </w:rPr>
-        <w:t>Evaluation</w:t>
-      </w:r>
-      <w:r>
-        <w:rPr>
-          <w:rFonts w:ascii="Times New Roman" w:hAnsi="Times New Roman" w:cs="Times New Roman"/>
-          <w:sz w:val="28"/>
-          <w:szCs w:val="28"/>
-        </w:rPr>
-        <w:t xml:space="preserve"> and </w:t>
-      </w:r>
-      <w:r>
-        <w:rPr>
-          <w:rFonts w:ascii="Times New Roman" w:hAnsi="Times New Roman" w:cs="Times New Roman"/>
-          <w:sz w:val="28"/>
-          <w:szCs w:val="28"/>
-        </w:rPr>
-        <w:t xml:space="preserve"> </w:t>
-      </w:r>
-      <w:r>
-        <w:rPr>
-          <w:rFonts w:ascii="Times New Roman" w:hAnsi="Times New Roman" w:cs="Times New Roman"/>
-          <w:sz w:val="28"/>
-          <w:szCs w:val="28"/>
-        </w:rPr>
-        <w:t>e</w:t>
-      </w:r>
-      <w:r>
-        <w:rPr>
-          <w:rFonts w:ascii="Times New Roman" w:hAnsi="Times New Roman" w:cs="Times New Roman"/>
-          <w:sz w:val="28"/>
-          <w:szCs w:val="28"/>
-        </w:rPr>
-        <w:t>ffectiveness of Implementation and Design</w:t>
+        <w:t>Evaluation and  effectiveness of Implementation and Design</w:t>
       </w:r>
       <w:r>
         <w:rPr>
